--- a/arb/docx/016.content.docx
+++ b/arb/docx/016.content.docx
@@ -294,20 +294,14 @@
         </w:rPr>
         <w:t xml:space="preserve"> تُشير إلى الله الذي خلق كل شيء. والله هو الكائن الروحي الأقوى. والله هو الإله الذي قطع </w:t>
       </w:r>
-      <w:hyperlink r:id="rId13">
-        <w:r>
-          <w:rPr>
-            <w:rtl/>
-            <w:cs/>
-            <w:lang w:val="ar_AE" w:bidi="ar_AE"/>
-          </w:rPr>
-          <w:rPr>
-            <w:color w:val="0000EE"/>
-            <w:u w:val="single"/>
-          </w:rPr>
-          <w:t>عهدًا</w:t>
-        </w:r>
-      </w:hyperlink>
+      <w:r>
+        <w:rPr>
+          <w:rtl/>
+          <w:cs/>
+          <w:lang w:val="ar_AE" w:bidi="ar_AE"/>
+        </w:rPr>
+        <w:t>عهدًا</w:t>
+      </w:r>
       <w:r>
         <w:rPr>
           <w:rtl/>
@@ -316,20 +310,14 @@
         </w:rPr>
         <w:t xml:space="preserve">، أو وعدًا خاصًا، مع </w:t>
       </w:r>
-      <w:hyperlink r:id="rId14">
-        <w:r>
-          <w:rPr>
-            <w:rtl/>
-            <w:cs/>
-            <w:lang w:val="ar_AE" w:bidi="ar_AE"/>
-          </w:rPr>
-          <w:rPr>
-            <w:color w:val="0000EE"/>
-            <w:u w:val="single"/>
-          </w:rPr>
-          <w:t>إبراهيم</w:t>
-        </w:r>
-      </w:hyperlink>
+      <w:r>
+        <w:rPr>
+          <w:rtl/>
+          <w:cs/>
+          <w:lang w:val="ar_AE" w:bidi="ar_AE"/>
+        </w:rPr>
+        <w:t>إبراهيم</w:t>
+      </w:r>
       <w:r>
         <w:rPr>
           <w:rtl/>
@@ -340,7 +328,6 @@
       </w:r>
       <w:r>
         <w:rPr>
-          <w:b/>
           <w:rtl/>
           <w:cs/>
           <w:lang w:val="ar_AE" w:bidi="ar_AE"/>
@@ -355,20 +342,14 @@
         </w:rPr>
         <w:t xml:space="preserve">. وهو الإله الذي أرسل ابنه يسوع إلى الأرض ليخلِّص الناس عن طريق موته </w:t>
       </w:r>
-      <w:hyperlink r:id="rId15">
-        <w:r>
-          <w:rPr>
-            <w:rtl/>
-            <w:cs/>
-            <w:lang w:val="ar_AE" w:bidi="ar_AE"/>
-          </w:rPr>
-          <w:rPr>
-            <w:color w:val="0000EE"/>
-            <w:u w:val="single"/>
-          </w:rPr>
-          <w:t>وقيامته</w:t>
-        </w:r>
-      </w:hyperlink>
+      <w:r>
+        <w:rPr>
+          <w:rtl/>
+          <w:cs/>
+          <w:lang w:val="ar_AE" w:bidi="ar_AE"/>
+        </w:rPr>
+        <w:t>وقيامته</w:t>
+      </w:r>
       <w:r>
         <w:rPr>
           <w:rtl/>
@@ -417,20 +398,14 @@
         </w:rPr>
         <w:t xml:space="preserve">عندما تُترجِمون كلمة الله، كونوا حذرين بشأن الأمور التالية: بعض المجتمعات </w:t>
       </w:r>
-      <w:hyperlink r:id="rId16">
-        <w:r>
-          <w:rPr>
-            <w:rtl/>
-            <w:cs/>
-            <w:lang w:val="ar_AE" w:bidi="ar_AE"/>
-          </w:rPr>
-          <w:rPr>
-            <w:color w:val="0000EE"/>
-            <w:u w:val="single"/>
-          </w:rPr>
-          <w:t>تعبد</w:t>
-        </w:r>
-      </w:hyperlink>
+      <w:r>
+        <w:rPr>
+          <w:rtl/>
+          <w:cs/>
+          <w:lang w:val="ar_AE" w:bidi="ar_AE"/>
+        </w:rPr>
+        <w:t>تعبد</w:t>
+      </w:r>
       <w:r>
         <w:rPr>
           <w:rtl/>
@@ -506,20 +481,14 @@
         </w:rPr>
         <w:t xml:space="preserve">اللاويون هم مجموعة الأشخاص الذين ينتمون إلى سبط لاوي، وهو أحد أسباط </w:t>
       </w:r>
-      <w:hyperlink r:id="rId17">
-        <w:r>
-          <w:rPr>
-            <w:rtl/>
-            <w:cs/>
-            <w:lang w:val="ar_AE" w:bidi="ar_AE"/>
-          </w:rPr>
-          <w:rPr>
-            <w:color w:val="0000EE"/>
-            <w:u w:val="single"/>
-          </w:rPr>
-          <w:t>إسرائيل</w:t>
-        </w:r>
-      </w:hyperlink>
+      <w:r>
+        <w:rPr>
+          <w:rtl/>
+          <w:cs/>
+          <w:lang w:val="ar_AE" w:bidi="ar_AE"/>
+        </w:rPr>
+        <w:t>إسرائيل</w:t>
+      </w:r>
       <w:r>
         <w:rPr>
           <w:rtl/>
@@ -548,20 +517,14 @@
         </w:rPr>
         <w:t xml:space="preserve">كان </w:t>
       </w:r>
-      <w:hyperlink r:id="rId14">
-        <w:r>
-          <w:rPr>
-            <w:rtl/>
-            <w:cs/>
-            <w:lang w:val="ar_AE" w:bidi="ar_AE"/>
-          </w:rPr>
-          <w:rPr>
-            <w:color w:val="0000EE"/>
-            <w:u w:val="single"/>
-          </w:rPr>
-          <w:t>إبراهيم</w:t>
-        </w:r>
-      </w:hyperlink>
+      <w:r>
+        <w:rPr>
+          <w:rtl/>
+          <w:cs/>
+          <w:lang w:val="ar_AE" w:bidi="ar_AE"/>
+        </w:rPr>
+        <w:t>إبراهيم</w:t>
+      </w:r>
       <w:r>
         <w:rPr>
           <w:rtl/>
@@ -572,7 +535,6 @@
       </w:r>
       <w:r>
         <w:rPr>
-          <w:b/>
           <w:rtl/>
           <w:cs/>
           <w:lang w:val="ar_AE" w:bidi="ar_AE"/>
@@ -607,20 +569,14 @@
         </w:rPr>
         <w:t xml:space="preserve">وكان موسى، الذي أعطى الله من خلاله للشعب </w:t>
       </w:r>
-      <w:hyperlink r:id="rId18">
-        <w:r>
-          <w:rPr>
-            <w:rtl/>
-            <w:cs/>
-            <w:lang w:val="ar_AE" w:bidi="ar_AE"/>
-          </w:rPr>
-          <w:rPr>
-            <w:color w:val="0000EE"/>
-            <w:u w:val="single"/>
-          </w:rPr>
-          <w:t>الناموس</w:t>
-        </w:r>
-      </w:hyperlink>
+      <w:r>
+        <w:rPr>
+          <w:rtl/>
+          <w:cs/>
+          <w:lang w:val="ar_AE" w:bidi="ar_AE"/>
+        </w:rPr>
+        <w:t>الناموس</w:t>
+      </w:r>
       <w:r>
         <w:rPr>
           <w:rtl/>
@@ -631,7 +587,6 @@
       </w:r>
       <w:r>
         <w:rPr>
-          <w:b/>
           <w:rtl/>
           <w:cs/>
           <w:lang w:val="ar_AE" w:bidi="ar_AE"/>
@@ -646,20 +601,14 @@
         </w:rPr>
         <w:t xml:space="preserve">. والكهنة كانوا أشخاصًا يخدمون في </w:t>
       </w:r>
-      <w:hyperlink r:id="rId19">
-        <w:r>
-          <w:rPr>
-            <w:rtl/>
-            <w:cs/>
-            <w:lang w:val="ar_AE" w:bidi="ar_AE"/>
-          </w:rPr>
-          <w:rPr>
-            <w:color w:val="0000EE"/>
-            <w:u w:val="single"/>
-          </w:rPr>
-          <w:t>هيكل</w:t>
-        </w:r>
-      </w:hyperlink>
+      <w:r>
+        <w:rPr>
+          <w:rtl/>
+          <w:cs/>
+          <w:lang w:val="ar_AE" w:bidi="ar_AE"/>
+        </w:rPr>
+        <w:t>هيكل</w:t>
+      </w:r>
       <w:r>
         <w:rPr>
           <w:rtl/>
@@ -668,20 +617,14 @@
         </w:rPr>
         <w:t xml:space="preserve"> الله في </w:t>
       </w:r>
-      <w:hyperlink r:id="rId20">
-        <w:r>
-          <w:rPr>
-            <w:rtl/>
-            <w:cs/>
-            <w:lang w:val="ar_AE" w:bidi="ar_AE"/>
-          </w:rPr>
-          <w:rPr>
-            <w:color w:val="0000EE"/>
-            <w:u w:val="single"/>
-          </w:rPr>
-          <w:t>أورشليم</w:t>
-        </w:r>
-      </w:hyperlink>
+      <w:r>
+        <w:rPr>
+          <w:rtl/>
+          <w:cs/>
+          <w:lang w:val="ar_AE" w:bidi="ar_AE"/>
+        </w:rPr>
+        <w:t>أورشليم</w:t>
+      </w:r>
       <w:r>
         <w:rPr>
           <w:rtl/>
@@ -692,7 +635,6 @@
       </w:r>
       <w:r>
         <w:rPr>
-          <w:b/>
           <w:rtl/>
           <w:cs/>
           <w:lang w:val="ar_AE" w:bidi="ar_AE"/>
@@ -709,7 +651,6 @@
       </w:r>
       <w:r>
         <w:rPr>
-          <w:b/>
           <w:rtl/>
           <w:cs/>
           <w:lang w:val="ar_AE" w:bidi="ar_AE"/>
@@ -820,20 +761,14 @@
         </w:rPr>
         <w:t xml:space="preserve"> هو مجموعة كبيرة من الجنود الرومان، أي أكثر من ستة آلاف جندي. وفي المقطع حيث يخبر </w:t>
       </w:r>
-      <w:hyperlink r:id="rId21">
-        <w:r>
-          <w:rPr>
-            <w:rtl/>
-            <w:cs/>
-            <w:lang w:val="ar_AE" w:bidi="ar_AE"/>
-          </w:rPr>
-          <w:rPr>
-            <w:color w:val="0000EE"/>
-            <w:u w:val="single"/>
-          </w:rPr>
-          <w:t>شيطان</w:t>
-        </w:r>
-      </w:hyperlink>
+      <w:r>
+        <w:rPr>
+          <w:rtl/>
+          <w:cs/>
+          <w:lang w:val="ar_AE" w:bidi="ar_AE"/>
+        </w:rPr>
+        <w:t>شيطان</w:t>
+      </w:r>
       <w:r>
         <w:rPr>
           <w:rtl/>
@@ -926,20 +861,14 @@
         </w:rPr>
         <w:t xml:space="preserve"> شخص ما هو نقيض أن </w:t>
       </w:r>
-      <w:hyperlink r:id="rId22">
-        <w:r>
-          <w:rPr>
-            <w:rtl/>
-            <w:cs/>
-            <w:lang w:val="ar_AE" w:bidi="ar_AE"/>
-          </w:rPr>
-          <w:rPr>
-            <w:color w:val="0000EE"/>
-            <w:u w:val="single"/>
-          </w:rPr>
-          <w:t>تبارك</w:t>
-        </w:r>
-      </w:hyperlink>
+      <w:r>
+        <w:rPr>
+          <w:rtl/>
+          <w:cs/>
+          <w:lang w:val="ar_AE" w:bidi="ar_AE"/>
+        </w:rPr>
+        <w:t>تبارك</w:t>
+      </w:r>
       <w:r>
         <w:rPr>
           <w:rtl/>
@@ -950,7 +879,6 @@
       </w:r>
       <w:r>
         <w:rPr>
-          <w:b/>
           <w:rtl/>
           <w:cs/>
           <w:lang w:val="ar_AE" w:bidi="ar_AE"/>
@@ -987,7 +915,6 @@
       </w:r>
       <w:r>
         <w:rPr>
-          <w:b/>
           <w:rtl/>
           <w:cs/>
           <w:lang w:val="ar_AE" w:bidi="ar_AE"/>
